--- a/Flowgorithm CO1 AT3.docx
+++ b/Flowgorithm CO1 AT3.docx
@@ -130,14 +130,6 @@
       <w:pPr>
         <w:pStyle w:val="ListParagraph"/>
         <w:rPr>
-          <w:lang w:val="en-US"/>
-        </w:rPr>
-      </w:pPr>
-    </w:p>
-    <w:p>
-      <w:pPr>
-        <w:pStyle w:val="ListParagraph"/>
-        <w:rPr>
           <w:b/>
           <w:bCs/>
           <w:lang w:val="en-US"/>
@@ -149,58 +141,8 @@
           <w:bCs/>
           <w:lang w:val="en-US"/>
         </w:rPr>
-        <w:t>Output:</w:t>
-      </w:r>
-    </w:p>
-    <w:p>
-      <w:pPr>
-        <w:pStyle w:val="ListParagraph"/>
-        <w:rPr>
-          <w:lang w:val="en-US"/>
-        </w:rPr>
-      </w:pPr>
-      <w:r>
-        <w:rPr>
-          <w:lang w:val="en-US"/>
-        </w:rPr>
-        <w:t>5</w:t>
-      </w:r>
-    </w:p>
-    <w:p>
-      <w:pPr>
-        <w:pStyle w:val="ListParagraph"/>
-        <w:rPr>
-          <w:lang w:val="en-US"/>
-        </w:rPr>
-      </w:pPr>
-      <w:r>
-        <w:rPr>
-          <w:lang w:val="en-US"/>
-        </w:rPr>
-        <w:t xml:space="preserve">the parking fees </w:t>
-      </w:r>
-      <w:proofErr w:type="gramStart"/>
-      <w:r>
-        <w:rPr>
-          <w:lang w:val="en-US"/>
-        </w:rPr>
-        <w:t>is</w:t>
-      </w:r>
-      <w:proofErr w:type="gramEnd"/>
-      <w:r>
-        <w:rPr>
-          <w:lang w:val="en-US"/>
-        </w:rPr>
-        <w:t xml:space="preserve"> Rs 100</w:t>
-      </w:r>
-    </w:p>
-    <w:p>
-      <w:pPr>
-        <w:pStyle w:val="ListParagraph"/>
-        <w:rPr>
-          <w:lang w:val="en-US"/>
-        </w:rPr>
-      </w:pPr>
+        <w:t>pseudo code:</w:t>
+      </w:r>
     </w:p>
     <w:p>
       <w:pPr>
@@ -211,258 +153,1411 @@
           <w:lang w:val="en-US"/>
         </w:rPr>
       </w:pPr>
-      <w:r>
+    </w:p>
+    <w:p>
+      <w:pPr>
+        <w:pStyle w:val="ListParagraph"/>
+        <w:rPr>
+          <w:lang w:val="en-US"/>
+        </w:rPr>
+      </w:pPr>
+      <w:r>
+        <w:rPr>
+          <w:lang w:val="en-US"/>
+        </w:rPr>
+        <w:t xml:space="preserve">import </w:t>
+      </w:r>
+      <w:proofErr w:type="spellStart"/>
+      <w:r>
+        <w:rPr>
+          <w:lang w:val="en-US"/>
+        </w:rPr>
+        <w:t>java.util</w:t>
+      </w:r>
+      <w:proofErr w:type="spellEnd"/>
+      <w:r>
+        <w:rPr>
+          <w:lang w:val="en-US"/>
+        </w:rPr>
+        <w:t>.*;</w:t>
+      </w:r>
+    </w:p>
+    <w:p>
+      <w:pPr>
+        <w:pStyle w:val="ListParagraph"/>
+        <w:rPr>
+          <w:lang w:val="en-US"/>
+        </w:rPr>
+      </w:pPr>
+      <w:r>
+        <w:rPr>
+          <w:lang w:val="en-US"/>
+        </w:rPr>
+        <w:t xml:space="preserve">import </w:t>
+      </w:r>
+      <w:proofErr w:type="spellStart"/>
+      <w:proofErr w:type="gramStart"/>
+      <w:r>
+        <w:rPr>
+          <w:lang w:val="en-US"/>
+        </w:rPr>
+        <w:t>java.lang</w:t>
+      </w:r>
+      <w:proofErr w:type="gramEnd"/>
+      <w:r>
+        <w:rPr>
+          <w:lang w:val="en-US"/>
+        </w:rPr>
+        <w:t>.Math</w:t>
+      </w:r>
+      <w:proofErr w:type="spellEnd"/>
+      <w:r>
+        <w:rPr>
+          <w:lang w:val="en-US"/>
+        </w:rPr>
+        <w:t>;</w:t>
+      </w:r>
+    </w:p>
+    <w:p>
+      <w:pPr>
+        <w:pStyle w:val="ListParagraph"/>
+        <w:rPr>
+          <w:lang w:val="en-US"/>
+        </w:rPr>
+      </w:pPr>
+    </w:p>
+    <w:p>
+      <w:pPr>
+        <w:pStyle w:val="ListParagraph"/>
+        <w:rPr>
+          <w:lang w:val="en-US"/>
+        </w:rPr>
+      </w:pPr>
+      <w:r>
+        <w:rPr>
+          <w:lang w:val="en-US"/>
+        </w:rPr>
+        <w:t>public class Program {</w:t>
+      </w:r>
+    </w:p>
+    <w:p>
+      <w:pPr>
+        <w:pStyle w:val="ListParagraph"/>
+        <w:rPr>
+          <w:lang w:val="en-US"/>
+        </w:rPr>
+      </w:pPr>
+      <w:r>
+        <w:rPr>
+          <w:lang w:val="en-US"/>
+        </w:rPr>
+        <w:t xml:space="preserve">    private static Scanner input = new </w:t>
+      </w:r>
+      <w:proofErr w:type="gramStart"/>
+      <w:r>
+        <w:rPr>
+          <w:lang w:val="en-US"/>
+        </w:rPr>
+        <w:t>Scanner(</w:t>
+      </w:r>
+      <w:proofErr w:type="gramEnd"/>
+      <w:r>
+        <w:rPr>
+          <w:lang w:val="en-US"/>
+        </w:rPr>
+        <w:t>System.in);</w:t>
+      </w:r>
+    </w:p>
+    <w:p>
+      <w:pPr>
+        <w:pStyle w:val="ListParagraph"/>
+        <w:rPr>
+          <w:lang w:val="en-US"/>
+        </w:rPr>
+      </w:pPr>
+    </w:p>
+    <w:p>
+      <w:pPr>
+        <w:pStyle w:val="ListParagraph"/>
+        <w:rPr>
+          <w:lang w:val="en-US"/>
+        </w:rPr>
+      </w:pPr>
+      <w:r>
+        <w:rPr>
+          <w:lang w:val="en-US"/>
+        </w:rPr>
+        <w:t xml:space="preserve">    public static void </w:t>
+      </w:r>
+      <w:proofErr w:type="gramStart"/>
+      <w:r>
+        <w:rPr>
+          <w:lang w:val="en-US"/>
+        </w:rPr>
+        <w:t>main(String[</w:t>
+      </w:r>
+      <w:proofErr w:type="gramEnd"/>
+      <w:r>
+        <w:rPr>
+          <w:lang w:val="en-US"/>
+        </w:rPr>
+        <w:t xml:space="preserve">] </w:t>
+      </w:r>
+      <w:proofErr w:type="spellStart"/>
+      <w:r>
+        <w:rPr>
+          <w:lang w:val="en-US"/>
+        </w:rPr>
+        <w:t>args</w:t>
+      </w:r>
+      <w:proofErr w:type="spellEnd"/>
+      <w:r>
+        <w:rPr>
+          <w:lang w:val="en-US"/>
+        </w:rPr>
+        <w:t>) {</w:t>
+      </w:r>
+    </w:p>
+    <w:p>
+      <w:pPr>
+        <w:pStyle w:val="ListParagraph"/>
+        <w:rPr>
+          <w:lang w:val="en-US"/>
+        </w:rPr>
+      </w:pPr>
+      <w:r>
+        <w:rPr>
+          <w:lang w:val="en-US"/>
+        </w:rPr>
+        <w:t xml:space="preserve">        int hours;</w:t>
+      </w:r>
+    </w:p>
+    <w:p>
+      <w:pPr>
+        <w:pStyle w:val="ListParagraph"/>
+        <w:rPr>
+          <w:lang w:val="en-US"/>
+        </w:rPr>
+      </w:pPr>
+    </w:p>
+    <w:p>
+      <w:pPr>
+        <w:pStyle w:val="ListParagraph"/>
+        <w:rPr>
+          <w:lang w:val="en-US"/>
+        </w:rPr>
+      </w:pPr>
+      <w:r>
+        <w:rPr>
+          <w:lang w:val="en-US"/>
+        </w:rPr>
+        <w:t xml:space="preserve">        hours = </w:t>
+      </w:r>
+      <w:proofErr w:type="spellStart"/>
+      <w:proofErr w:type="gramStart"/>
+      <w:r>
+        <w:rPr>
+          <w:lang w:val="en-US"/>
+        </w:rPr>
+        <w:t>input.nextInt</w:t>
+      </w:r>
+      <w:proofErr w:type="spellEnd"/>
+      <w:proofErr w:type="gramEnd"/>
+      <w:r>
+        <w:rPr>
+          <w:lang w:val="en-US"/>
+        </w:rPr>
+        <w:t>();</w:t>
+      </w:r>
+    </w:p>
+    <w:p>
+      <w:pPr>
+        <w:pStyle w:val="ListParagraph"/>
+        <w:rPr>
+          <w:lang w:val="en-US"/>
+        </w:rPr>
+      </w:pPr>
+      <w:r>
+        <w:rPr>
+          <w:lang w:val="en-US"/>
+        </w:rPr>
+        <w:t xml:space="preserve">        if (hours &lt;= 2) {</w:t>
+      </w:r>
+    </w:p>
+    <w:p>
+      <w:pPr>
+        <w:pStyle w:val="ListParagraph"/>
+        <w:rPr>
+          <w:lang w:val="en-US"/>
+        </w:rPr>
+      </w:pPr>
+      <w:r>
+        <w:rPr>
+          <w:lang w:val="en-US"/>
+        </w:rPr>
+        <w:t xml:space="preserve">            </w:t>
+      </w:r>
+      <w:proofErr w:type="spellStart"/>
+      <w:r>
+        <w:rPr>
+          <w:lang w:val="en-US"/>
+        </w:rPr>
+        <w:t>System.out.println</w:t>
+      </w:r>
+      <w:proofErr w:type="spellEnd"/>
+      <w:r>
+        <w:rPr>
+          <w:lang w:val="en-US"/>
+        </w:rPr>
+        <w:t>("the parking fees is Rs 30");</w:t>
+      </w:r>
+    </w:p>
+    <w:p>
+      <w:pPr>
+        <w:pStyle w:val="ListParagraph"/>
+        <w:rPr>
+          <w:lang w:val="en-US"/>
+        </w:rPr>
+      </w:pPr>
+      <w:r>
+        <w:rPr>
+          <w:lang w:val="en-US"/>
+        </w:rPr>
+        <w:t xml:space="preserve">        } else {</w:t>
+      </w:r>
+    </w:p>
+    <w:p>
+      <w:pPr>
+        <w:pStyle w:val="ListParagraph"/>
+        <w:rPr>
+          <w:lang w:val="en-US"/>
+        </w:rPr>
+      </w:pPr>
+      <w:r>
+        <w:rPr>
+          <w:lang w:val="en-US"/>
+        </w:rPr>
+        <w:t xml:space="preserve">            if (hours &gt; 2 &amp;&amp; hours &lt;= 3) {</w:t>
+      </w:r>
+    </w:p>
+    <w:p>
+      <w:pPr>
+        <w:pStyle w:val="ListParagraph"/>
+        <w:rPr>
+          <w:lang w:val="en-US"/>
+        </w:rPr>
+      </w:pPr>
+      <w:r>
+        <w:rPr>
+          <w:lang w:val="en-US"/>
+        </w:rPr>
+        <w:t xml:space="preserve">                </w:t>
+      </w:r>
+      <w:proofErr w:type="spellStart"/>
+      <w:r>
+        <w:rPr>
+          <w:lang w:val="en-US"/>
+        </w:rPr>
+        <w:t>System.out.println</w:t>
+      </w:r>
+      <w:proofErr w:type="spellEnd"/>
+      <w:r>
+        <w:rPr>
+          <w:lang w:val="en-US"/>
+        </w:rPr>
+        <w:t>("the parking fees is Rs 50");</w:t>
+      </w:r>
+    </w:p>
+    <w:p>
+      <w:pPr>
+        <w:pStyle w:val="ListParagraph"/>
+        <w:rPr>
+          <w:lang w:val="en-US"/>
+        </w:rPr>
+      </w:pPr>
+      <w:r>
+        <w:rPr>
+          <w:lang w:val="en-US"/>
+        </w:rPr>
+        <w:t xml:space="preserve">            } else {</w:t>
+      </w:r>
+    </w:p>
+    <w:p>
+      <w:pPr>
+        <w:pStyle w:val="ListParagraph"/>
+        <w:rPr>
+          <w:lang w:val="en-US"/>
+        </w:rPr>
+      </w:pPr>
+      <w:r>
+        <w:rPr>
+          <w:lang w:val="en-US"/>
+        </w:rPr>
+        <w:t xml:space="preserve">                </w:t>
+      </w:r>
+      <w:proofErr w:type="spellStart"/>
+      <w:r>
+        <w:rPr>
+          <w:lang w:val="en-US"/>
+        </w:rPr>
+        <w:t>System.out.println</w:t>
+      </w:r>
+      <w:proofErr w:type="spellEnd"/>
+      <w:r>
+        <w:rPr>
+          <w:lang w:val="en-US"/>
+        </w:rPr>
+        <w:t>("the parking fees is Rs 100");</w:t>
+      </w:r>
+    </w:p>
+    <w:p>
+      <w:pPr>
+        <w:pStyle w:val="ListParagraph"/>
+        <w:rPr>
+          <w:lang w:val="en-US"/>
+        </w:rPr>
+      </w:pPr>
+      <w:r>
+        <w:rPr>
+          <w:lang w:val="en-US"/>
+        </w:rPr>
+        <w:t xml:space="preserve">            }</w:t>
+      </w:r>
+    </w:p>
+    <w:p>
+      <w:pPr>
+        <w:pStyle w:val="ListParagraph"/>
+        <w:rPr>
+          <w:lang w:val="en-US"/>
+        </w:rPr>
+      </w:pPr>
+      <w:r>
+        <w:rPr>
+          <w:lang w:val="en-US"/>
+        </w:rPr>
+        <w:t xml:space="preserve">        }</w:t>
+      </w:r>
+    </w:p>
+    <w:p>
+      <w:pPr>
+        <w:pStyle w:val="ListParagraph"/>
+        <w:rPr>
+          <w:lang w:val="en-US"/>
+        </w:rPr>
+      </w:pPr>
+      <w:r>
+        <w:rPr>
+          <w:lang w:val="en-US"/>
+        </w:rPr>
+        <w:t xml:space="preserve">    }</w:t>
+      </w:r>
+    </w:p>
+    <w:p>
+      <w:pPr>
+        <w:pStyle w:val="ListParagraph"/>
+        <w:rPr>
+          <w:lang w:val="en-US"/>
+        </w:rPr>
+      </w:pPr>
+      <w:r>
+        <w:rPr>
+          <w:lang w:val="en-US"/>
+        </w:rPr>
+        <w:t>}</w:t>
+      </w:r>
+    </w:p>
+    <w:p>
+      <w:pPr>
+        <w:pStyle w:val="ListParagraph"/>
+        <w:numPr>
+          <w:ilvl w:val="0"/>
+          <w:numId w:val="1"/>
+        </w:numPr>
+        <w:rPr>
+          <w:lang w:val="en-US"/>
+        </w:rPr>
+      </w:pPr>
+      <w:r>
+        <w:rPr>
+          <w:lang w:val="en-US"/>
+        </w:rPr>
+        <w:lastRenderedPageBreak/>
+        <w:t xml:space="preserve"> </w:t>
+      </w:r>
+      <w:r>
+        <w:t>Read N marks into an array and calculate the median after sorting the values.</w:t>
+      </w:r>
+    </w:p>
+    <w:p>
+      <w:pPr>
+        <w:rPr>
+          <w:lang w:val="en-US"/>
+        </w:rPr>
+      </w:pPr>
+      <w:r>
+        <w:rPr>
+          <w:noProof/>
+        </w:rPr>
+        <w:drawing>
+          <wp:inline distT="0" distB="0" distL="0" distR="0" wp14:anchorId="279B79A2" wp14:editId="115EF9C5">
+            <wp:extent cx="5731510" cy="8206740"/>
+            <wp:effectExtent l="0" t="0" r="2540" b="3810"/>
+            <wp:docPr id="596490326" name="Picture 1" descr="Flowgorithm chart for median calculation"/>
+            <wp:cNvGraphicFramePr>
+              <a:graphicFrameLocks xmlns:a="http://schemas.openxmlformats.org/drawingml/2006/main" noChangeAspect="1"/>
+            </wp:cNvGraphicFramePr>
+            <a:graphic xmlns:a="http://schemas.openxmlformats.org/drawingml/2006/main">
+              <a:graphicData uri="http://schemas.openxmlformats.org/drawingml/2006/picture">
+                <pic:pic xmlns:pic="http://schemas.openxmlformats.org/drawingml/2006/picture">
+                  <pic:nvPicPr>
+                    <pic:cNvPr id="0" name="Picture 1" descr="Flowgorithm chart for median calculation"/>
+                    <pic:cNvPicPr>
+                      <a:picLocks noChangeAspect="1" noChangeArrowheads="1"/>
+                    </pic:cNvPicPr>
+                  </pic:nvPicPr>
+                  <pic:blipFill rotWithShape="1">
+                    <a:blip r:embed="rId6">
+                      <a:extLst>
+                        <a:ext uri="{28A0092B-C50C-407E-A947-70E740481C1C}">
+                          <a14:useLocalDpi xmlns:a14="http://schemas.microsoft.com/office/drawing/2010/main" val="0"/>
+                        </a:ext>
+                      </a:extLst>
+                    </a:blip>
+                    <a:srcRect t="4542"/>
+                    <a:stretch>
+                      <a:fillRect/>
+                    </a:stretch>
+                  </pic:blipFill>
+                  <pic:spPr bwMode="auto">
+                    <a:xfrm>
+                      <a:off x="0" y="0"/>
+                      <a:ext cx="5731510" cy="8206740"/>
+                    </a:xfrm>
+                    <a:prstGeom prst="rect">
+                      <a:avLst/>
+                    </a:prstGeom>
+                    <a:noFill/>
+                    <a:ln>
+                      <a:noFill/>
+                    </a:ln>
+                    <a:extLst>
+                      <a:ext uri="{53640926-AAD7-44D8-BBD7-CCE9431645EC}">
+                        <a14:shadowObscured xmlns:a14="http://schemas.microsoft.com/office/drawing/2010/main"/>
+                      </a:ext>
+                    </a:extLst>
+                  </pic:spPr>
+                </pic:pic>
+              </a:graphicData>
+            </a:graphic>
+          </wp:inline>
+        </w:drawing>
+      </w:r>
+    </w:p>
+    <w:p>
+      <w:pPr>
+        <w:rPr>
+          <w:lang w:val="en-US"/>
+        </w:rPr>
+      </w:pPr>
+    </w:p>
+    <w:p>
+      <w:pPr>
         <w:rPr>
           <w:b/>
           <w:bCs/>
           <w:lang w:val="en-US"/>
         </w:rPr>
-        <w:t>pseudo code:</w:t>
-      </w:r>
-    </w:p>
-    <w:p>
-      <w:pPr>
-        <w:pStyle w:val="ListParagraph"/>
+      </w:pPr>
+      <w:r>
         <w:rPr>
           <w:b/>
           <w:bCs/>
           <w:lang w:val="en-US"/>
         </w:rPr>
-      </w:pPr>
-    </w:p>
-    <w:p>
-      <w:pPr>
-        <w:pStyle w:val="ListParagraph"/>
-        <w:rPr>
-          <w:lang w:val="en-US"/>
-        </w:rPr>
-      </w:pPr>
-      <w:r>
-        <w:rPr>
-          <w:lang w:val="en-US"/>
-        </w:rPr>
-        <w:t xml:space="preserve">import </w:t>
+        <w:lastRenderedPageBreak/>
+        <w:t xml:space="preserve">Pseudo code: </w:t>
+      </w:r>
+    </w:p>
+    <w:p>
+      <w:pPr>
+        <w:rPr>
+          <w:lang w:val="en-US"/>
+        </w:rPr>
+      </w:pPr>
+      <w:r>
+        <w:rPr>
+          <w:lang w:val="en-US"/>
+        </w:rPr>
+        <w:t>Output "Enter number of marks: "</w:t>
+      </w:r>
+    </w:p>
+    <w:p>
+      <w:pPr>
+        <w:rPr>
+          <w:lang w:val="en-US"/>
+        </w:rPr>
+      </w:pPr>
+      <w:r>
+        <w:rPr>
+          <w:lang w:val="en-US"/>
+        </w:rPr>
+        <w:t>Input N</w:t>
+      </w:r>
+    </w:p>
+    <w:p>
+      <w:pPr>
+        <w:rPr>
+          <w:lang w:val="en-US"/>
+        </w:rPr>
+      </w:pPr>
+      <w:r>
+        <w:rPr>
+          <w:lang w:val="en-US"/>
+        </w:rPr>
+        <w:t>Declare marks[N]</w:t>
+      </w:r>
+    </w:p>
+    <w:p>
+      <w:pPr>
+        <w:rPr>
+          <w:lang w:val="en-US"/>
+        </w:rPr>
+      </w:pPr>
+    </w:p>
+    <w:p>
+      <w:pPr>
+        <w:rPr>
+          <w:lang w:val="en-US"/>
+        </w:rPr>
+      </w:pPr>
+      <w:r>
+        <w:rPr>
+          <w:lang w:val="en-US"/>
+        </w:rPr>
+        <w:t xml:space="preserve">For </w:t>
       </w:r>
       <w:proofErr w:type="spellStart"/>
       <w:r>
         <w:rPr>
           <w:lang w:val="en-US"/>
         </w:rPr>
-        <w:t>java.util</w:t>
+        <w:t>i</w:t>
       </w:r>
       <w:proofErr w:type="spellEnd"/>
       <w:r>
         <w:rPr>
           <w:lang w:val="en-US"/>
         </w:rPr>
-        <w:t>.*;</w:t>
-      </w:r>
-    </w:p>
-    <w:p>
-      <w:pPr>
-        <w:pStyle w:val="ListParagraph"/>
-        <w:rPr>
-          <w:lang w:val="en-US"/>
-        </w:rPr>
-      </w:pPr>
-      <w:r>
-        <w:rPr>
-          <w:lang w:val="en-US"/>
-        </w:rPr>
-        <w:t xml:space="preserve">import </w:t>
+        <w:t xml:space="preserve"> = 0 to N-1</w:t>
+      </w:r>
+    </w:p>
+    <w:p>
+      <w:pPr>
+        <w:rPr>
+          <w:lang w:val="en-US"/>
+        </w:rPr>
+      </w:pPr>
+      <w:r>
+        <w:rPr>
+          <w:lang w:val="en-US"/>
+        </w:rPr>
+        <w:t xml:space="preserve">    Output "Enter mark " + (i+1)</w:t>
+      </w:r>
+    </w:p>
+    <w:p>
+      <w:pPr>
+        <w:rPr>
+          <w:lang w:val="en-US"/>
+        </w:rPr>
+      </w:pPr>
+      <w:r>
+        <w:rPr>
+          <w:lang w:val="en-US"/>
+        </w:rPr>
+        <w:t xml:space="preserve">    Input marks[</w:t>
       </w:r>
       <w:proofErr w:type="spellStart"/>
+      <w:r>
+        <w:rPr>
+          <w:lang w:val="en-US"/>
+        </w:rPr>
+        <w:t>i</w:t>
+      </w:r>
+      <w:proofErr w:type="spellEnd"/>
+      <w:r>
+        <w:rPr>
+          <w:lang w:val="en-US"/>
+        </w:rPr>
+        <w:t>]</w:t>
+      </w:r>
+    </w:p>
+    <w:p>
+      <w:pPr>
+        <w:rPr>
+          <w:lang w:val="en-US"/>
+        </w:rPr>
+      </w:pPr>
+      <w:r>
+        <w:rPr>
+          <w:lang w:val="en-US"/>
+        </w:rPr>
+        <w:t>End For</w:t>
+      </w:r>
+    </w:p>
+    <w:p>
+      <w:pPr>
+        <w:rPr>
+          <w:lang w:val="en-US"/>
+        </w:rPr>
+      </w:pPr>
+    </w:p>
+    <w:p>
+      <w:pPr>
+        <w:rPr>
+          <w:lang w:val="en-US"/>
+        </w:rPr>
+      </w:pPr>
+      <w:r>
+        <w:rPr>
+          <w:lang w:val="en-US"/>
+        </w:rPr>
+        <w:t># Bubble Sort</w:t>
+      </w:r>
+    </w:p>
+    <w:p>
+      <w:pPr>
+        <w:rPr>
+          <w:lang w:val="en-US"/>
+        </w:rPr>
+      </w:pPr>
+      <w:r>
+        <w:rPr>
+          <w:lang w:val="en-US"/>
+        </w:rPr>
+        <w:t xml:space="preserve">For </w:t>
+      </w:r>
+      <w:proofErr w:type="spellStart"/>
+      <w:r>
+        <w:rPr>
+          <w:lang w:val="en-US"/>
+        </w:rPr>
+        <w:t>i</w:t>
+      </w:r>
+      <w:proofErr w:type="spellEnd"/>
+      <w:r>
+        <w:rPr>
+          <w:lang w:val="en-US"/>
+        </w:rPr>
+        <w:t xml:space="preserve"> = 0 to N-2</w:t>
+      </w:r>
+    </w:p>
+    <w:p>
+      <w:pPr>
+        <w:rPr>
+          <w:lang w:val="en-US"/>
+        </w:rPr>
+      </w:pPr>
+      <w:r>
+        <w:rPr>
+          <w:lang w:val="en-US"/>
+        </w:rPr>
+        <w:t xml:space="preserve">    For j = 0 to N-i-2</w:t>
+      </w:r>
+    </w:p>
+    <w:p>
+      <w:pPr>
+        <w:rPr>
+          <w:lang w:val="en-US"/>
+        </w:rPr>
+      </w:pPr>
+      <w:r>
+        <w:rPr>
+          <w:lang w:val="en-US"/>
+        </w:rPr>
+        <w:t xml:space="preserve">        If marks[j] &gt; marks[j+1] Then</w:t>
+      </w:r>
+    </w:p>
+    <w:p>
+      <w:pPr>
+        <w:rPr>
+          <w:lang w:val="en-US"/>
+        </w:rPr>
+      </w:pPr>
+      <w:r>
+        <w:rPr>
+          <w:lang w:val="en-US"/>
+        </w:rPr>
+        <w:t xml:space="preserve">            temp = marks[j]</w:t>
+      </w:r>
+    </w:p>
+    <w:p>
+      <w:pPr>
+        <w:rPr>
+          <w:lang w:val="en-US"/>
+        </w:rPr>
+      </w:pPr>
+      <w:r>
+        <w:rPr>
+          <w:lang w:val="en-US"/>
+        </w:rPr>
+        <w:t xml:space="preserve">            marks[j] = marks[j+1]</w:t>
+      </w:r>
+    </w:p>
+    <w:p>
+      <w:pPr>
+        <w:rPr>
+          <w:lang w:val="en-US"/>
+        </w:rPr>
+      </w:pPr>
+      <w:r>
+        <w:rPr>
+          <w:lang w:val="en-US"/>
+        </w:rPr>
+        <w:t xml:space="preserve">            marks[j+1] = temp</w:t>
+      </w:r>
+    </w:p>
+    <w:p>
+      <w:pPr>
+        <w:rPr>
+          <w:lang w:val="en-US"/>
+        </w:rPr>
+      </w:pPr>
+      <w:r>
+        <w:rPr>
+          <w:lang w:val="en-US"/>
+        </w:rPr>
+        <w:t xml:space="preserve">        End If</w:t>
+      </w:r>
+    </w:p>
+    <w:p>
+      <w:pPr>
+        <w:rPr>
+          <w:lang w:val="en-US"/>
+        </w:rPr>
+      </w:pPr>
+      <w:r>
+        <w:rPr>
+          <w:lang w:val="en-US"/>
+        </w:rPr>
+        <w:t xml:space="preserve">    End For</w:t>
+      </w:r>
+    </w:p>
+    <w:p>
+      <w:pPr>
+        <w:rPr>
+          <w:lang w:val="en-US"/>
+        </w:rPr>
+      </w:pPr>
+      <w:r>
+        <w:rPr>
+          <w:lang w:val="en-US"/>
+        </w:rPr>
+        <w:t>End For</w:t>
+      </w:r>
+    </w:p>
+    <w:p>
+      <w:pPr>
+        <w:rPr>
+          <w:lang w:val="en-US"/>
+        </w:rPr>
+      </w:pPr>
+    </w:p>
+    <w:p>
+      <w:pPr>
+        <w:rPr>
+          <w:lang w:val="en-US"/>
+        </w:rPr>
+      </w:pPr>
+      <w:r>
+        <w:rPr>
+          <w:lang w:val="en-US"/>
+        </w:rPr>
+        <w:t>If N mod 2 = 0 Then</w:t>
+      </w:r>
+    </w:p>
+    <w:p>
+      <w:pPr>
+        <w:rPr>
+          <w:lang w:val="en-US"/>
+        </w:rPr>
+      </w:pPr>
+      <w:r>
+        <w:rPr>
+          <w:lang w:val="en-US"/>
+        </w:rPr>
+        <w:t xml:space="preserve">    median = (</w:t>
+      </w:r>
       <w:proofErr w:type="gramStart"/>
       <w:r>
         <w:rPr>
           <w:lang w:val="en-US"/>
         </w:rPr>
-        <w:t>java.lang</w:t>
+        <w:t>marks[</w:t>
       </w:r>
       <w:proofErr w:type="gramEnd"/>
       <w:r>
         <w:rPr>
           <w:lang w:val="en-US"/>
         </w:rPr>
-        <w:t>.Math</w:t>
+        <w:t>N/2 - 1] + marks[N/2]) / 2</w:t>
+      </w:r>
+    </w:p>
+    <w:p>
+      <w:pPr>
+        <w:rPr>
+          <w:lang w:val="en-US"/>
+        </w:rPr>
+      </w:pPr>
+      <w:r>
+        <w:rPr>
+          <w:lang w:val="en-US"/>
+        </w:rPr>
+        <w:t>Else</w:t>
+      </w:r>
+    </w:p>
+    <w:p>
+      <w:pPr>
+        <w:rPr>
+          <w:lang w:val="en-US"/>
+        </w:rPr>
+      </w:pPr>
+      <w:r>
+        <w:rPr>
+          <w:lang w:val="en-US"/>
+        </w:rPr>
+        <w:t xml:space="preserve">    median = marks[N/2]</w:t>
+      </w:r>
+    </w:p>
+    <w:p>
+      <w:pPr>
+        <w:rPr>
+          <w:lang w:val="en-US"/>
+        </w:rPr>
+      </w:pPr>
+      <w:r>
+        <w:rPr>
+          <w:lang w:val="en-US"/>
+        </w:rPr>
+        <w:t>End If</w:t>
+      </w:r>
+    </w:p>
+    <w:p>
+      <w:pPr>
+        <w:rPr>
+          <w:lang w:val="en-US"/>
+        </w:rPr>
+      </w:pPr>
+    </w:p>
+    <w:p>
+      <w:pPr>
+        <w:rPr>
+          <w:lang w:val="en-US"/>
+        </w:rPr>
+      </w:pPr>
+      <w:r>
+        <w:rPr>
+          <w:lang w:val="en-US"/>
+        </w:rPr>
+        <w:t>Output "Median = " + median</w:t>
+      </w:r>
+    </w:p>
+    <w:p>
+      <w:pPr>
+        <w:rPr>
+          <w:lang w:val="en-US"/>
+        </w:rPr>
+      </w:pPr>
+    </w:p>
+    <w:p>
+      <w:pPr>
+        <w:pStyle w:val="ListParagraph"/>
+        <w:numPr>
+          <w:ilvl w:val="0"/>
+          <w:numId w:val="1"/>
+        </w:numPr>
+        <w:rPr>
+          <w:lang w:val="en-US"/>
+        </w:rPr>
+      </w:pPr>
+      <w:r>
+        <w:t>Create a function contains that checks whether a value exists in an array, then use it to avoid inserting duplicate elements into a second array.</w:t>
+      </w:r>
+    </w:p>
+    <w:p>
+      <w:pPr>
+        <w:rPr>
+          <w:lang w:val="en-US"/>
+        </w:rPr>
+      </w:pPr>
+      <w:r>
+        <w:rPr>
+          <w:noProof/>
+        </w:rPr>
+        <w:lastRenderedPageBreak/>
+        <w:drawing>
+          <wp:inline distT="0" distB="0" distL="0" distR="0" wp14:anchorId="05513F1E" wp14:editId="7C62A15F">
+            <wp:extent cx="3657600" cy="4876800"/>
+            <wp:effectExtent l="0" t="0" r="0" b="0"/>
+            <wp:docPr id="529972183" name="Picture 2" descr="Flowgorithm chart for contains function"/>
+            <wp:cNvGraphicFramePr>
+              <a:graphicFrameLocks xmlns:a="http://schemas.openxmlformats.org/drawingml/2006/main" noChangeAspect="1"/>
+            </wp:cNvGraphicFramePr>
+            <a:graphic xmlns:a="http://schemas.openxmlformats.org/drawingml/2006/main">
+              <a:graphicData uri="http://schemas.openxmlformats.org/drawingml/2006/picture">
+                <pic:pic xmlns:pic="http://schemas.openxmlformats.org/drawingml/2006/picture">
+                  <pic:nvPicPr>
+                    <pic:cNvPr id="0" name="Picture 3" descr="Flowgorithm chart for contains function"/>
+                    <pic:cNvPicPr>
+                      <a:picLocks noChangeAspect="1" noChangeArrowheads="1"/>
+                    </pic:cNvPicPr>
+                  </pic:nvPicPr>
+                  <pic:blipFill rotWithShape="1">
+                    <a:blip r:embed="rId7">
+                      <a:extLst>
+                        <a:ext uri="{28A0092B-C50C-407E-A947-70E740481C1C}">
+                          <a14:useLocalDpi xmlns:a14="http://schemas.microsoft.com/office/drawing/2010/main" val="0"/>
+                        </a:ext>
+                      </a:extLst>
+                    </a:blip>
+                    <a:srcRect t="11111"/>
+                    <a:stretch>
+                      <a:fillRect/>
+                    </a:stretch>
+                  </pic:blipFill>
+                  <pic:spPr bwMode="auto">
+                    <a:xfrm>
+                      <a:off x="0" y="0"/>
+                      <a:ext cx="3657600" cy="4876800"/>
+                    </a:xfrm>
+                    <a:prstGeom prst="rect">
+                      <a:avLst/>
+                    </a:prstGeom>
+                    <a:noFill/>
+                    <a:ln>
+                      <a:noFill/>
+                    </a:ln>
+                    <a:extLst>
+                      <a:ext uri="{53640926-AAD7-44D8-BBD7-CCE9431645EC}">
+                        <a14:shadowObscured xmlns:a14="http://schemas.microsoft.com/office/drawing/2010/main"/>
+                      </a:ext>
+                    </a:extLst>
+                  </pic:spPr>
+                </pic:pic>
+              </a:graphicData>
+            </a:graphic>
+          </wp:inline>
+        </w:drawing>
+      </w:r>
+    </w:p>
+    <w:p>
+      <w:pPr>
+        <w:rPr>
+          <w:lang w:val="en-US"/>
+        </w:rPr>
+      </w:pPr>
+    </w:p>
+    <w:p>
+      <w:pPr>
+        <w:rPr>
+          <w:b/>
+          <w:bCs/>
+          <w:lang w:val="en-US"/>
+        </w:rPr>
+      </w:pPr>
+      <w:r>
+        <w:rPr>
+          <w:b/>
+          <w:bCs/>
+          <w:lang w:val="en-US"/>
+        </w:rPr>
+        <w:t>Pseudo code:</w:t>
+      </w:r>
+    </w:p>
+    <w:p>
+      <w:pPr>
+        <w:rPr>
+          <w:b/>
+          <w:bCs/>
+          <w:lang w:val="en-US"/>
+        </w:rPr>
+      </w:pPr>
+    </w:p>
+    <w:p>
+      <w:pPr>
+        <w:rPr>
+          <w:lang w:val="en-US"/>
+        </w:rPr>
+      </w:pPr>
+      <w:r>
+        <w:rPr>
+          <w:lang w:val="en-US"/>
+        </w:rPr>
+        <w:t xml:space="preserve">Function </w:t>
+      </w:r>
+      <w:proofErr w:type="gramStart"/>
+      <w:r>
+        <w:rPr>
+          <w:lang w:val="en-US"/>
+        </w:rPr>
+        <w:t>contains(</w:t>
+      </w:r>
+      <w:proofErr w:type="gramEnd"/>
+      <w:r>
+        <w:rPr>
+          <w:lang w:val="en-US"/>
+        </w:rPr>
+        <w:t>array, size, item)</w:t>
+      </w:r>
+    </w:p>
+    <w:p>
+      <w:pPr>
+        <w:rPr>
+          <w:lang w:val="en-US"/>
+        </w:rPr>
+      </w:pPr>
+      <w:r>
+        <w:rPr>
+          <w:lang w:val="en-US"/>
+        </w:rPr>
+        <w:t xml:space="preserve">    For </w:t>
+      </w:r>
+      <w:proofErr w:type="spellStart"/>
+      <w:r>
+        <w:rPr>
+          <w:lang w:val="en-US"/>
+        </w:rPr>
+        <w:t>i</w:t>
       </w:r>
       <w:proofErr w:type="spellEnd"/>
       <w:r>
         <w:rPr>
           <w:lang w:val="en-US"/>
         </w:rPr>
-        <w:t>;</w:t>
-      </w:r>
-    </w:p>
-    <w:p>
-      <w:pPr>
-        <w:pStyle w:val="ListParagraph"/>
-        <w:rPr>
-          <w:lang w:val="en-US"/>
-        </w:rPr>
-      </w:pPr>
-    </w:p>
-    <w:p>
-      <w:pPr>
-        <w:pStyle w:val="ListParagraph"/>
-        <w:rPr>
-          <w:lang w:val="en-US"/>
-        </w:rPr>
-      </w:pPr>
-      <w:r>
-        <w:rPr>
-          <w:lang w:val="en-US"/>
-        </w:rPr>
-        <w:t>public class Program {</w:t>
-      </w:r>
-    </w:p>
-    <w:p>
-      <w:pPr>
-        <w:pStyle w:val="ListParagraph"/>
-        <w:rPr>
-          <w:lang w:val="en-US"/>
-        </w:rPr>
-      </w:pPr>
-      <w:r>
-        <w:rPr>
-          <w:lang w:val="en-US"/>
-        </w:rPr>
-        <w:t xml:space="preserve">    private static Scanner input = new </w:t>
+        <w:t xml:space="preserve"> = 0 to size-1</w:t>
+      </w:r>
+    </w:p>
+    <w:p>
+      <w:pPr>
+        <w:rPr>
+          <w:lang w:val="en-US"/>
+        </w:rPr>
+      </w:pPr>
+      <w:r>
+        <w:rPr>
+          <w:lang w:val="en-US"/>
+        </w:rPr>
+        <w:t xml:space="preserve">        If array[</w:t>
+      </w:r>
+      <w:proofErr w:type="spellStart"/>
+      <w:r>
+        <w:rPr>
+          <w:lang w:val="en-US"/>
+        </w:rPr>
+        <w:t>i</w:t>
+      </w:r>
+      <w:proofErr w:type="spellEnd"/>
+      <w:r>
+        <w:rPr>
+          <w:lang w:val="en-US"/>
+        </w:rPr>
+        <w:t>] = item Then</w:t>
+      </w:r>
+    </w:p>
+    <w:p>
+      <w:pPr>
+        <w:rPr>
+          <w:lang w:val="en-US"/>
+        </w:rPr>
+      </w:pPr>
+      <w:r>
+        <w:rPr>
+          <w:lang w:val="en-US"/>
+        </w:rPr>
+        <w:t xml:space="preserve">            Return True</w:t>
+      </w:r>
+    </w:p>
+    <w:p>
+      <w:pPr>
+        <w:rPr>
+          <w:lang w:val="en-US"/>
+        </w:rPr>
+      </w:pPr>
+      <w:r>
+        <w:rPr>
+          <w:lang w:val="en-US"/>
+        </w:rPr>
+        <w:t xml:space="preserve">        End If</w:t>
+      </w:r>
+    </w:p>
+    <w:p>
+      <w:pPr>
+        <w:rPr>
+          <w:lang w:val="en-US"/>
+        </w:rPr>
+      </w:pPr>
+      <w:r>
+        <w:rPr>
+          <w:lang w:val="en-US"/>
+        </w:rPr>
+        <w:t xml:space="preserve">    End For</w:t>
+      </w:r>
+    </w:p>
+    <w:p>
+      <w:pPr>
+        <w:rPr>
+          <w:lang w:val="en-US"/>
+        </w:rPr>
+      </w:pPr>
+      <w:r>
+        <w:rPr>
+          <w:lang w:val="en-US"/>
+        </w:rPr>
+        <w:t xml:space="preserve">    Return False</w:t>
+      </w:r>
+    </w:p>
+    <w:p>
+      <w:pPr>
+        <w:rPr>
+          <w:lang w:val="en-US"/>
+        </w:rPr>
+      </w:pPr>
+      <w:r>
+        <w:rPr>
+          <w:lang w:val="en-US"/>
+        </w:rPr>
+        <w:t>End Function</w:t>
+      </w:r>
+    </w:p>
+    <w:p>
+      <w:pPr>
+        <w:rPr>
+          <w:lang w:val="en-US"/>
+        </w:rPr>
+      </w:pPr>
+    </w:p>
+    <w:p>
+      <w:pPr>
+        <w:rPr>
+          <w:lang w:val="en-US"/>
+        </w:rPr>
+      </w:pPr>
+      <w:r>
+        <w:rPr>
+          <w:lang w:val="en-US"/>
+        </w:rPr>
+        <w:t>Main</w:t>
+      </w:r>
+    </w:p>
+    <w:p>
+      <w:pPr>
+        <w:rPr>
+          <w:lang w:val="en-US"/>
+        </w:rPr>
+      </w:pPr>
+      <w:r>
+        <w:rPr>
+          <w:lang w:val="en-US"/>
+        </w:rPr>
+        <w:lastRenderedPageBreak/>
+        <w:t xml:space="preserve">    Output "Enter number of elements: "</w:t>
+      </w:r>
+    </w:p>
+    <w:p>
+      <w:pPr>
+        <w:rPr>
+          <w:lang w:val="en-US"/>
+        </w:rPr>
+      </w:pPr>
+      <w:r>
+        <w:rPr>
+          <w:lang w:val="en-US"/>
+        </w:rPr>
+        <w:t xml:space="preserve">    Input N</w:t>
+      </w:r>
+    </w:p>
+    <w:p>
+      <w:pPr>
+        <w:rPr>
+          <w:lang w:val="en-US"/>
+        </w:rPr>
+      </w:pPr>
+      <w:r>
+        <w:rPr>
+          <w:lang w:val="en-US"/>
+        </w:rPr>
+        <w:t xml:space="preserve">    Declare original[N]</w:t>
+      </w:r>
+    </w:p>
+    <w:p>
+      <w:pPr>
+        <w:rPr>
+          <w:lang w:val="en-US"/>
+        </w:rPr>
+      </w:pPr>
+      <w:r>
+        <w:rPr>
+          <w:lang w:val="en-US"/>
+        </w:rPr>
+        <w:t xml:space="preserve">    Declare unique[N]</w:t>
+      </w:r>
+    </w:p>
+    <w:p>
+      <w:pPr>
+        <w:rPr>
+          <w:lang w:val="en-US"/>
+        </w:rPr>
+      </w:pPr>
+      <w:r>
+        <w:rPr>
+          <w:lang w:val="en-US"/>
+        </w:rPr>
+        <w:t xml:space="preserve">    </w:t>
+      </w:r>
+      <w:proofErr w:type="spellStart"/>
+      <w:r>
+        <w:rPr>
+          <w:lang w:val="en-US"/>
+        </w:rPr>
+        <w:t>uniqueCount</w:t>
+      </w:r>
+      <w:proofErr w:type="spellEnd"/>
+      <w:r>
+        <w:rPr>
+          <w:lang w:val="en-US"/>
+        </w:rPr>
+        <w:t xml:space="preserve"> = 0</w:t>
+      </w:r>
+    </w:p>
+    <w:p>
+      <w:pPr>
+        <w:rPr>
+          <w:lang w:val="en-US"/>
+        </w:rPr>
+      </w:pPr>
+    </w:p>
+    <w:p>
+      <w:pPr>
+        <w:rPr>
+          <w:lang w:val="en-US"/>
+        </w:rPr>
+      </w:pPr>
+      <w:r>
+        <w:rPr>
+          <w:lang w:val="en-US"/>
+        </w:rPr>
+        <w:t xml:space="preserve">    For </w:t>
+      </w:r>
+      <w:proofErr w:type="spellStart"/>
+      <w:r>
+        <w:rPr>
+          <w:lang w:val="en-US"/>
+        </w:rPr>
+        <w:t>i</w:t>
+      </w:r>
+      <w:proofErr w:type="spellEnd"/>
+      <w:r>
+        <w:rPr>
+          <w:lang w:val="en-US"/>
+        </w:rPr>
+        <w:t xml:space="preserve"> = 0 to N-1</w:t>
+      </w:r>
+    </w:p>
+    <w:p>
+      <w:pPr>
+        <w:rPr>
+          <w:lang w:val="en-US"/>
+        </w:rPr>
+      </w:pPr>
+      <w:r>
+        <w:rPr>
+          <w:lang w:val="en-US"/>
+        </w:rPr>
+        <w:t xml:space="preserve">        Output "Enter value " + (i+1)</w:t>
+      </w:r>
+    </w:p>
+    <w:p>
+      <w:pPr>
+        <w:rPr>
+          <w:lang w:val="en-US"/>
+        </w:rPr>
+      </w:pPr>
+      <w:r>
+        <w:rPr>
+          <w:lang w:val="en-US"/>
+        </w:rPr>
+        <w:t xml:space="preserve">        Input value</w:t>
+      </w:r>
+    </w:p>
+    <w:p>
+      <w:pPr>
+        <w:rPr>
+          <w:lang w:val="en-US"/>
+        </w:rPr>
+      </w:pPr>
+      <w:r>
+        <w:rPr>
+          <w:lang w:val="en-US"/>
+        </w:rPr>
+        <w:t xml:space="preserve">        If </w:t>
       </w:r>
       <w:proofErr w:type="gramStart"/>
       <w:r>
         <w:rPr>
           <w:lang w:val="en-US"/>
         </w:rPr>
-        <w:t>Scanner(</w:t>
+        <w:t>contains(</w:t>
       </w:r>
       <w:proofErr w:type="gramEnd"/>
       <w:r>
         <w:rPr>
           <w:lang w:val="en-US"/>
         </w:rPr>
-        <w:t>System.in);</w:t>
-      </w:r>
-    </w:p>
-    <w:p>
-      <w:pPr>
-        <w:pStyle w:val="ListParagraph"/>
-        <w:rPr>
-          <w:lang w:val="en-US"/>
-        </w:rPr>
-      </w:pPr>
-    </w:p>
-    <w:p>
-      <w:pPr>
-        <w:pStyle w:val="ListParagraph"/>
-        <w:rPr>
-          <w:lang w:val="en-US"/>
-        </w:rPr>
-      </w:pPr>
-      <w:r>
-        <w:rPr>
-          <w:lang w:val="en-US"/>
-        </w:rPr>
-        <w:t xml:space="preserve">    public static void </w:t>
-      </w:r>
-      <w:proofErr w:type="gramStart"/>
-      <w:r>
-        <w:rPr>
-          <w:lang w:val="en-US"/>
-        </w:rPr>
-        <w:t>main(String[</w:t>
-      </w:r>
-      <w:proofErr w:type="gramEnd"/>
-      <w:r>
-        <w:rPr>
-          <w:lang w:val="en-US"/>
-        </w:rPr>
-        <w:t xml:space="preserve">] </w:t>
+        <w:t xml:space="preserve">unique, </w:t>
       </w:r>
       <w:proofErr w:type="spellStart"/>
       <w:r>
         <w:rPr>
           <w:lang w:val="en-US"/>
         </w:rPr>
-        <w:t>args</w:t>
+        <w:t>uniqueCount</w:t>
       </w:r>
       <w:proofErr w:type="spellEnd"/>
       <w:r>
         <w:rPr>
           <w:lang w:val="en-US"/>
         </w:rPr>
-        <w:t>) {</w:t>
-      </w:r>
-    </w:p>
-    <w:p>
-      <w:pPr>
-        <w:pStyle w:val="ListParagraph"/>
-        <w:rPr>
-          <w:lang w:val="en-US"/>
-        </w:rPr>
-      </w:pPr>
-      <w:r>
-        <w:rPr>
-          <w:lang w:val="en-US"/>
-        </w:rPr>
-        <w:t xml:space="preserve">        int hours;</w:t>
-      </w:r>
-    </w:p>
-    <w:p>
-      <w:pPr>
-        <w:pStyle w:val="ListParagraph"/>
-        <w:rPr>
-          <w:lang w:val="en-US"/>
-        </w:rPr>
-      </w:pPr>
-    </w:p>
-    <w:p>
-      <w:pPr>
-        <w:pStyle w:val="ListParagraph"/>
-        <w:rPr>
-          <w:lang w:val="en-US"/>
-        </w:rPr>
-      </w:pPr>
-      <w:r>
-        <w:rPr>
-          <w:lang w:val="en-US"/>
-        </w:rPr>
-        <w:t xml:space="preserve">        hours = </w:t>
+        <w:t>, value) = False Then</w:t>
+      </w:r>
+    </w:p>
+    <w:p>
+      <w:pPr>
+        <w:rPr>
+          <w:lang w:val="en-US"/>
+        </w:rPr>
+      </w:pPr>
+      <w:r>
+        <w:rPr>
+          <w:lang w:val="en-US"/>
+        </w:rPr>
+        <w:t xml:space="preserve">            unique[</w:t>
       </w:r>
       <w:proofErr w:type="spellStart"/>
-      <w:proofErr w:type="gramStart"/>
-      <w:r>
-        <w:rPr>
-          <w:lang w:val="en-US"/>
-        </w:rPr>
-        <w:t>input.nextInt</w:t>
+      <w:r>
+        <w:rPr>
+          <w:lang w:val="en-US"/>
+        </w:rPr>
+        <w:t>uniqueCount</w:t>
       </w:r>
       <w:proofErr w:type="spellEnd"/>
-      <w:proofErr w:type="gramEnd"/>
-      <w:r>
-        <w:rPr>
-          <w:lang w:val="en-US"/>
-        </w:rPr>
-        <w:t>();</w:t>
-      </w:r>
-    </w:p>
-    <w:p>
-      <w:pPr>
-        <w:pStyle w:val="ListParagraph"/>
-        <w:rPr>
-          <w:lang w:val="en-US"/>
-        </w:rPr>
-      </w:pPr>
-      <w:r>
-        <w:rPr>
-          <w:lang w:val="en-US"/>
-        </w:rPr>
-        <w:t xml:space="preserve">        if (hours &lt;= 2) {</w:t>
-      </w:r>
-    </w:p>
-    <w:p>
-      <w:pPr>
-        <w:pStyle w:val="ListParagraph"/>
+      <w:r>
+        <w:rPr>
+          <w:lang w:val="en-US"/>
+        </w:rPr>
+        <w:t>] = value</w:t>
+      </w:r>
+    </w:p>
+    <w:p>
+      <w:pPr>
         <w:rPr>
           <w:lang w:val="en-US"/>
         </w:rPr>
@@ -478,174 +1573,165 @@
         <w:rPr>
           <w:lang w:val="en-US"/>
         </w:rPr>
-        <w:t>System.out.println</w:t>
+        <w:t>uniqueCount</w:t>
       </w:r>
       <w:proofErr w:type="spellEnd"/>
       <w:r>
         <w:rPr>
           <w:lang w:val="en-US"/>
         </w:rPr>
-        <w:t>("the parking fees is Rs 30");</w:t>
-      </w:r>
-    </w:p>
-    <w:p>
-      <w:pPr>
-        <w:pStyle w:val="ListParagraph"/>
-        <w:rPr>
-          <w:lang w:val="en-US"/>
-        </w:rPr>
-      </w:pPr>
-      <w:r>
-        <w:rPr>
-          <w:lang w:val="en-US"/>
-        </w:rPr>
-        <w:t xml:space="preserve">        } else {</w:t>
-      </w:r>
-    </w:p>
-    <w:p>
-      <w:pPr>
-        <w:pStyle w:val="ListParagraph"/>
-        <w:rPr>
-          <w:lang w:val="en-US"/>
-        </w:rPr>
-      </w:pPr>
-      <w:r>
-        <w:rPr>
-          <w:lang w:val="en-US"/>
-        </w:rPr>
-        <w:t xml:space="preserve">            if (hours &gt; 2 &amp;&amp; hours &lt;= 3) {</w:t>
-      </w:r>
-    </w:p>
-    <w:p>
-      <w:pPr>
-        <w:pStyle w:val="ListParagraph"/>
-        <w:rPr>
-          <w:lang w:val="en-US"/>
-        </w:rPr>
-      </w:pPr>
-      <w:r>
-        <w:rPr>
-          <w:lang w:val="en-US"/>
-        </w:rPr>
-        <w:t xml:space="preserve">                </w:t>
+        <w:t xml:space="preserve"> = </w:t>
       </w:r>
       <w:proofErr w:type="spellStart"/>
       <w:r>
         <w:rPr>
           <w:lang w:val="en-US"/>
         </w:rPr>
-        <w:t>System.out.println</w:t>
+        <w:t>uniqueCount</w:t>
       </w:r>
       <w:proofErr w:type="spellEnd"/>
       <w:r>
         <w:rPr>
           <w:lang w:val="en-US"/>
         </w:rPr>
-        <w:t>("the parking fees is Rs 50");</w:t>
-      </w:r>
-    </w:p>
-    <w:p>
-      <w:pPr>
-        <w:pStyle w:val="ListParagraph"/>
-        <w:rPr>
-          <w:lang w:val="en-US"/>
-        </w:rPr>
-      </w:pPr>
-      <w:r>
-        <w:rPr>
-          <w:lang w:val="en-US"/>
-        </w:rPr>
-        <w:t xml:space="preserve">            } else {</w:t>
-      </w:r>
-    </w:p>
-    <w:p>
-      <w:pPr>
-        <w:pStyle w:val="ListParagraph"/>
-        <w:rPr>
-          <w:lang w:val="en-US"/>
-        </w:rPr>
-      </w:pPr>
-      <w:r>
-        <w:rPr>
-          <w:lang w:val="en-US"/>
-        </w:rPr>
-        <w:lastRenderedPageBreak/>
-        <w:t xml:space="preserve">                </w:t>
+        <w:t xml:space="preserve"> + 1</w:t>
+      </w:r>
+    </w:p>
+    <w:p>
+      <w:pPr>
+        <w:rPr>
+          <w:lang w:val="en-US"/>
+        </w:rPr>
+      </w:pPr>
+      <w:r>
+        <w:rPr>
+          <w:lang w:val="en-US"/>
+        </w:rPr>
+        <w:t xml:space="preserve">        End If</w:t>
+      </w:r>
+    </w:p>
+    <w:p>
+      <w:pPr>
+        <w:rPr>
+          <w:lang w:val="en-US"/>
+        </w:rPr>
+      </w:pPr>
+      <w:r>
+        <w:rPr>
+          <w:lang w:val="en-US"/>
+        </w:rPr>
+        <w:t xml:space="preserve">    End For</w:t>
+      </w:r>
+    </w:p>
+    <w:p>
+      <w:pPr>
+        <w:rPr>
+          <w:lang w:val="en-US"/>
+        </w:rPr>
+      </w:pPr>
+    </w:p>
+    <w:p>
+      <w:pPr>
+        <w:rPr>
+          <w:lang w:val="en-US"/>
+        </w:rPr>
+      </w:pPr>
+      <w:r>
+        <w:rPr>
+          <w:lang w:val="en-US"/>
+        </w:rPr>
+        <w:t xml:space="preserve">    Output "Unique elements are: "</w:t>
+      </w:r>
+    </w:p>
+    <w:p>
+      <w:pPr>
+        <w:rPr>
+          <w:lang w:val="en-US"/>
+        </w:rPr>
+      </w:pPr>
+      <w:r>
+        <w:rPr>
+          <w:lang w:val="en-US"/>
+        </w:rPr>
+        <w:t xml:space="preserve">    For </w:t>
       </w:r>
       <w:proofErr w:type="spellStart"/>
       <w:r>
         <w:rPr>
           <w:lang w:val="en-US"/>
         </w:rPr>
-        <w:t>System.out.println</w:t>
+        <w:t>i</w:t>
       </w:r>
       <w:proofErr w:type="spellEnd"/>
       <w:r>
         <w:rPr>
           <w:lang w:val="en-US"/>
         </w:rPr>
-        <w:t>("the parking fees is Rs 100");</w:t>
-      </w:r>
-    </w:p>
-    <w:p>
-      <w:pPr>
-        <w:pStyle w:val="ListParagraph"/>
-        <w:rPr>
-          <w:lang w:val="en-US"/>
-        </w:rPr>
-      </w:pPr>
-      <w:r>
-        <w:rPr>
-          <w:lang w:val="en-US"/>
-        </w:rPr>
-        <w:t xml:space="preserve">            }</w:t>
-      </w:r>
-    </w:p>
-    <w:p>
-      <w:pPr>
-        <w:pStyle w:val="ListParagraph"/>
-        <w:rPr>
-          <w:lang w:val="en-US"/>
-        </w:rPr>
-      </w:pPr>
-      <w:r>
-        <w:rPr>
-          <w:lang w:val="en-US"/>
-        </w:rPr>
-        <w:t xml:space="preserve">        }</w:t>
-      </w:r>
-    </w:p>
-    <w:p>
-      <w:pPr>
-        <w:pStyle w:val="ListParagraph"/>
-        <w:rPr>
-          <w:lang w:val="en-US"/>
-        </w:rPr>
-      </w:pPr>
-      <w:r>
-        <w:rPr>
-          <w:lang w:val="en-US"/>
-        </w:rPr>
-        <w:t xml:space="preserve">    }</w:t>
-      </w:r>
-    </w:p>
-    <w:p>
-      <w:pPr>
-        <w:pStyle w:val="ListParagraph"/>
-        <w:rPr>
-          <w:lang w:val="en-US"/>
-        </w:rPr>
-      </w:pPr>
-      <w:r>
-        <w:rPr>
-          <w:lang w:val="en-US"/>
-        </w:rPr>
-        <w:t>}</w:t>
-      </w:r>
-    </w:p>
-    <w:p>
-      <w:pPr>
-        <w:pStyle w:val="ListParagraph"/>
+        <w:t xml:space="preserve"> = 0 to uniqueCount-1</w:t>
+      </w:r>
+    </w:p>
+    <w:p>
+      <w:pPr>
+        <w:rPr>
+          <w:lang w:val="en-US"/>
+        </w:rPr>
+      </w:pPr>
+      <w:r>
+        <w:rPr>
+          <w:lang w:val="en-US"/>
+        </w:rPr>
+        <w:t xml:space="preserve">        Output unique[</w:t>
+      </w:r>
+      <w:proofErr w:type="spellStart"/>
+      <w:r>
+        <w:rPr>
+          <w:lang w:val="en-US"/>
+        </w:rPr>
+        <w:t>i</w:t>
+      </w:r>
+      <w:proofErr w:type="spellEnd"/>
+      <w:r>
+        <w:rPr>
+          <w:lang w:val="en-US"/>
+        </w:rPr>
+        <w:t>]</w:t>
+      </w:r>
+    </w:p>
+    <w:p>
+      <w:pPr>
+        <w:rPr>
+          <w:lang w:val="en-US"/>
+        </w:rPr>
+      </w:pPr>
+      <w:r>
+        <w:rPr>
+          <w:lang w:val="en-US"/>
+        </w:rPr>
+        <w:t xml:space="preserve">    End For</w:t>
+      </w:r>
+    </w:p>
+    <w:p>
+      <w:pPr>
+        <w:rPr>
+          <w:lang w:val="en-US"/>
+        </w:rPr>
+      </w:pPr>
+      <w:r>
+        <w:rPr>
+          <w:lang w:val="en-US"/>
+        </w:rPr>
+        <w:t>End</w:t>
+      </w:r>
+    </w:p>
+    <w:p>
+      <w:pPr>
+        <w:rPr>
+          <w:lang w:val="en-US"/>
+        </w:rPr>
+      </w:pPr>
+    </w:p>
+    <w:p>
+      <w:pPr>
         <w:rPr>
           <w:lang w:val="en-US"/>
         </w:rPr>
@@ -1377,7 +2463,6 @@
   <w:style w:type="character" w:default="1" w:styleId="DefaultParagraphFont">
     <w:name w:val="Default Paragraph Font"/>
     <w:uiPriority w:val="1"/>
-    <w:semiHidden/>
     <w:unhideWhenUsed/>
   </w:style>
   <w:style w:type="table" w:default="1" w:styleId="TableNormal">
